--- a/Nhom_9-Checkpoint4.docx
+++ b/Nhom_9-Checkpoint4.docx
@@ -16096,10 +16096,7 @@
       </w:pPr>
       <w:r>
         <w:lastRenderedPageBreak/>
-        <w:t xml:space="preserve">DFD_L2: Quản lý </w:t>
-      </w:r>
-      <w:r>
-        <w:t>báo cáo – Dashboard</w:t>
+        <w:t>DFD_L2: Quản lý báo cáo – Dashboard</w:t>
       </w:r>
     </w:p>
     <w:p>
@@ -16166,10 +16163,7 @@
       </w:pPr>
       <w:r>
         <w:lastRenderedPageBreak/>
-        <w:t xml:space="preserve">DFD_L2: Quản lý </w:t>
-      </w:r>
-      <w:r>
-        <w:t>hệ thống GIS</w:t>
+        <w:t>DFD_L2: Quản lý hệ thống GIS</w:t>
       </w:r>
     </w:p>
     <w:p>
@@ -16236,10 +16230,7 @@
       </w:pPr>
       <w:r>
         <w:lastRenderedPageBreak/>
-        <w:t xml:space="preserve">DFD_L2: </w:t>
-      </w:r>
-      <w:r>
-        <w:t>Hệ thống Fraud Detection</w:t>
+        <w:t>DFD_L2: Hệ thống Fraud Detection</w:t>
       </w:r>
     </w:p>
     <w:p>
@@ -16304,10 +16295,7 @@
       </w:pPr>
       <w:r>
         <w:lastRenderedPageBreak/>
-        <w:t xml:space="preserve">DFD_L2: </w:t>
-      </w:r>
-      <w:r>
-        <w:t>Authentication</w:t>
+        <w:t>DFD_L2: Authentication</w:t>
       </w:r>
     </w:p>
     <w:p>
@@ -16442,16 +16430,7 @@
       <w:bookmarkStart w:id="29" w:name="_Toc227376798"/>
       <w:r>
         <w:lastRenderedPageBreak/>
-        <w:t>2.</w:t>
-      </w:r>
-      <w:r>
-        <w:t>7</w:t>
-      </w:r>
-      <w:r>
-        <w:t xml:space="preserve">. Sơ đồ </w:t>
-      </w:r>
-      <w:r>
-        <w:t>Sequence Diagram</w:t>
+        <w:t>2.7. Sơ đồ Sequence Diagram</w:t>
       </w:r>
       <w:bookmarkEnd w:id="29"/>
     </w:p>
@@ -25809,28 +25788,28 @@
 </file>
 
 <file path=customXml/item1.xml><?xml version="1.0" encoding="utf-8"?>
-<b:Sources xmlns:b="http://schemas.openxmlformats.org/officeDocument/2006/bibliography" xmlns="http://schemas.openxmlformats.org/officeDocument/2006/bibliography" SelectedStyle="\IEEE2006OfficeOnline.xsl" StyleName="IEEE" Version="2006"/>
-</file>
-
-<file path=customXml/item2.xml><?xml version="1.0" encoding="utf-8"?>
 <go:gDocsCustomXmlDataStorage xmlns:go="http://customooxmlschemas.google.com/" xmlns:r="http://schemas.openxmlformats.org/officeDocument/2006/relationships">
   <go:docsCustomData xmlns:go="http://customooxmlschemas.google.com/" roundtripDataSignature="AMtx7mgDsJMDzpcbb5IelzhQorpvYoe7qw==">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</go:docsCustomData>
 </go:gDocsCustomXmlDataStorage>
 </file>
 
-<file path=customXml/itemProps1.xml><?xml version="1.0" encoding="utf-8"?>
-<ds:datastoreItem xmlns:ds="http://schemas.openxmlformats.org/officeDocument/2006/customXml" ds:itemID="{9D4917EC-5107-48A8-9167-B389A08A79F8}">
-  <ds:schemaRefs>
-    <ds:schemaRef ds:uri="http://schemas.openxmlformats.org/officeDocument/2006/bibliography"/>
-  </ds:schemaRefs>
-</ds:datastoreItem>
+<file path=customXml/item2.xml><?xml version="1.0" encoding="utf-8"?>
+<b:Sources xmlns:b="http://schemas.openxmlformats.org/officeDocument/2006/bibliography" xmlns="http://schemas.openxmlformats.org/officeDocument/2006/bibliography" SelectedStyle="\IEEE2006OfficeOnline.xsl" StyleName="IEEE" Version="2006"/>
 </file>
 
-<file path=customXml/itemProps2.xml><?xml version="1.0" encoding="utf-8"?>
+<file path=customXml/itemProps1.xml><?xml version="1.0" encoding="utf-8"?>
 <ds:datastoreItem xmlns:ds="http://schemas.openxmlformats.org/officeDocument/2006/customXml" ds:itemID="{11111111-1234-1234-1234-123412341234}">
   <ds:schemaRefs>
     <ds:schemaRef ds:uri="http://customooxmlschemas.google.com/"/>
     <ds:schemaRef ds:uri="http://schemas.openxmlformats.org/officeDocument/2006/relationships"/>
   </ds:schemaRefs>
 </ds:datastoreItem>
+</file>
+
+<file path=customXml/itemProps2.xml><?xml version="1.0" encoding="utf-8"?>
+<ds:datastoreItem xmlns:ds="http://schemas.openxmlformats.org/officeDocument/2006/customXml" ds:itemID="{9D4917EC-5107-48A8-9167-B389A08A79F8}">
+  <ds:schemaRefs>
+    <ds:schemaRef ds:uri="http://schemas.openxmlformats.org/officeDocument/2006/bibliography"/>
+  </ds:schemaRefs>
+</ds:datastoreItem>
 </file>